--- a/00_Name_the_Flag_Answer_Sheet.docx
+++ b/00_Name_the_Flag_Answer_Sheet.docx
@@ -4604,6 +4604,7 @@
                 <w:color w:val="1A1A1A"/>
                 <w:sz w:val="20"/>
               </w:rPr>
+              <w:t xml:space="preserve">Ghana's national football team is nicknamed the Black Stars.</w:t>
             </w:r>
           </w:p>
         </w:tc>
